--- a/output/doc/legal/05_Copyright_en_licentievoorwaarden_Pure_Grief_and_Therapeutic_ART.docx
+++ b/output/doc/legal/05_Copyright_en_licentievoorwaarden_Pure_Grief_and_Therapeutic_ART.docx
@@ -44,7 +44,7 @@
         <w:rPr>
           <w:i w:val="0"/>
         </w:rPr>
-        <w:t>Alle werkvormen, hoofdstukken, e-books, downloads, teksten, visuele materialen, opmaak, databases, methodische structuren en overige content in of via de app zijn beschermd door auteursrecht en andere intellectuele eigendomsrechten. Deze rechten berusten bij De Troostboom of bij de betreffende rechthebbenden.</w:t>
+        <w:t>Alle werkvormen, hoofdstukken, e-books, downloads, teksten, visuele materialen, opmaak, databases, methodische structuren en overige content in of via de app zijn beschermd door auteursrecht en andere intellectuele eigendomsrechten. Deze rechten berusten bij De Troostboom® of bij de betreffende rechthebbenden.</w:t>
       </w:r>
     </w:p>
     <w:p>
@@ -180,7 +180,7 @@
         <w:rPr>
           <w:i/>
         </w:rPr>
-        <w:t>© De Troostboom - Pure Grief and Therapeutic ART. Alle rechten voorbehouden. Gebruik binnen de eigen praktijk is uitsluitend toegestaan voor de geregistreerde gebruiker. Kopiëren, delen, publiceren of doorverkopen zonder schriftelijke toestemming is verboden.</w:t>
+        <w:t>© De Troostboom® - Pure Grief and Therapeutic ART. Alle rechten voorbehouden. Gebruik binnen de eigen praktijk is uitsluitend toegestaan voor de geregistreerde gebruiker. Kopiëren, delen, publiceren of doorverkopen zonder schriftelijke toestemming is verboden.</w:t>
       </w:r>
     </w:p>
     <w:sectPr>
